--- a/acts-sermons/docx/50_2027-09-26_천하를어지럽게하던사람들_행17장1-9절.docx
+++ b/acts-sermons/docx/50_2027-09-26_천하를어지럽게하던사람들_행17장1-9절.docx
@@ -343,33 +343,33 @@
           <w:sz w:val="24"/>
           <w:szCs w:val="24"/>
         </w:rPr>
-        <w:t xml:space="preserve">누가복음 24장에는 부활하신 날 엠마오로 내려가던 두 제자의 이야기가 나옵니다. 그들의 얼굴은 슬픔으로 가득했습니다. “우리는 이 사람이 이스라엘을 속량할 자라고 바랐노라”(눅 24:21). 그들은 예수님이 십자가에서 죽으셨기 때문에 모든 소망이 끝났다고 생각했습니다. 고난받는 메시아라는 개념이 그들에게는 없었기 때문입니다.</w:t>
-      </w:r>
-    </w:p>
-    <w:p>
-      <w:pPr>
-        <w:spacing w:after="160" w:line="360"/>
-      </w:pPr>
-      <w:r>
-        <w:rPr>
-          <w:rFonts w:ascii="맑은 고딕" w:cs="맑은 고딕" w:eastAsia="맑은 고딕" w:hAnsi="맑은 고딕"/>
-          <w:sz w:val="24"/>
-          <w:szCs w:val="24"/>
-        </w:rPr>
-        <w:t xml:space="preserve">그때 낯선 나그네가 그들과 동행하셨습니다. 바로 부활하신 주님이셨습니다. 주님은 그들을 꾸짖으셨습니다. “미련하고 선지자들이 말한 모든 것을 마음에 더디 믿는 자들이여 그리스도가 이런 고난을 받고 자기의 영광에 들어가야 할 것이 아니냐.” 그리고 “모세와 모든 선지자의 글로 시작하여 모든 성경에 쓴 바 자기에 관한 것을 자세히 설명”하셨습니다(눅 24:25-27).</w:t>
-      </w:r>
-    </w:p>
-    <w:p>
-      <w:pPr>
-        <w:spacing w:after="160" w:line="360"/>
-      </w:pPr>
-      <w:r>
-        <w:rPr>
-          <w:rFonts w:ascii="맑은 고딕" w:cs="맑은 고딕" w:eastAsia="맑은 고딕" w:hAnsi="맑은 고딕"/>
-          <w:sz w:val="24"/>
-          <w:szCs w:val="24"/>
-        </w:rPr>
-        <w:t xml:space="preserve">나중에 두 제자는 이렇게 고백합니다. “길에서 우리에게 말씀하시고 우리에게 성경을 풀어 주실 때에 우리 속에서 마음이 뜨겁지 아니하더냐”(눅 24:32). 성도 여러분, 바울이 데살로니가 회당에서 한 일은 바로 주님께서 엠마오 길에서 하신 일과 똑같았습니다. 성경을 풀어 그리스도를 보여 준 것입니다. 마음을 뜨겁게 하는 힘은 인간의 웅변이 아니라 풀어진 말씀 속에 계신 그리스도에게서 나옵니다. 오늘 우리의 신앙도 이 길을 걸어야 합니다. 말씀 밖에서 감동을 찾지 말고, 말씀 안에서 그리스도를 만나야 합니다.</w:t>
+        <w:t xml:space="preserve">누가복음 16장에서 예수님은 부자와 거지 나사로의 이야기를 들려주셨습니다. 부자는 날마다 호화롭게 즐겼고, 나사로는 헌데 투성이로 그 부자의 대문 앞에 누워 상에서 떨어지는 것으로 배불리려 했습니다. 두 사람 모두 죽었습니다. 나사로는 천사들에게 받들려 아브라함의 품에 들어갔고, 부자는 음부에서 고통을 받았습니다.</w:t>
+      </w:r>
+    </w:p>
+    <w:p>
+      <w:pPr>
+        <w:spacing w:after="160" w:line="360"/>
+      </w:pPr>
+      <w:r>
+        <w:rPr>
+          <w:rFonts w:ascii="맑은 고딕" w:cs="맑은 고딕" w:eastAsia="맑은 고딕" w:hAnsi="맑은 고딕"/>
+          <w:sz w:val="24"/>
+          <w:szCs w:val="24"/>
+        </w:rPr>
+        <w:t xml:space="preserve">부자는 아브라함에게 간청했습니다. 나사로를 자기 아버지의 집에 보내 다섯 형제에게 증언하게 해 달라는 것이었습니다. 아브라함은 그들에게 모세와 선지자들이 있으니 그들에게 들으라고 대답했습니다. 부자가 죽은 자에게서 누가 가면 회개할 것이라고 다시 매달리자, 아브라함은 이렇게 말했습니다. 모세와 선지자들에게 듣지 아니하면 비록 죽은 자 가운데서 살아나는 자가 있을지라도 권함을 받지 아니하리라는 것입니다(눅 16:29-31).</w:t>
+      </w:r>
+    </w:p>
+    <w:p>
+      <w:pPr>
+        <w:spacing w:after="160" w:line="360"/>
+      </w:pPr>
+      <w:r>
+        <w:rPr>
+          <w:rFonts w:ascii="맑은 고딕" w:cs="맑은 고딕" w:eastAsia="맑은 고딕" w:hAnsi="맑은 고딕"/>
+          <w:sz w:val="24"/>
+          <w:szCs w:val="24"/>
+        </w:rPr>
+        <w:t xml:space="preserve">놀라운 말씀입니다. 사람을 믿음으로 이끄는 것은 신기한 체험이 아니라 성경입니다. 실제로 예수님께서 죽은 자 가운데서 살아나신 뒤에도, 성경을 믿지 않는 사람들은 부활을 믿지 않았습니다. 그래서 바울은 데살로니가 회당에서 기적을 보여 주는 대신 성경을 가지고 강론했습니다. 그리스도가 해를 받고 죽은 자 가운데서 다시 살아나야 할 것을 성경으로 증언했습니다. 모세와 선지자의 글이 고난받고 부활하신 그리스도를 가리킵니다. 오늘 우리의 신앙도 이 길을 걸어야 합니다. 말씀 밖에서 감동을 찾지 말고, 말씀 안에서 그리스도를 만나야 합니다.</w:t>
       </w:r>
     </w:p>
     <w:p>
@@ -647,33 +647,33 @@
           <w:sz w:val="24"/>
           <w:szCs w:val="24"/>
         </w:rPr>
-        <w:t xml:space="preserve">다니엘서 3장에는 바벨론 왕 느부갓네살이 두라 평지에 높이 육십 규빗의 금 신상을 세운 이야기가 나옵니다. 왕은 나팔과 피리 소리가 울리면 모든 백성이 엎드려 절하라고 명령했습니다. 절하지 않는 자는 극렬히 타는 풀무불에 던져질 것이라 했습니다.</w:t>
-      </w:r>
-    </w:p>
-    <w:p>
-      <w:pPr>
-        <w:spacing w:after="160" w:line="360"/>
-      </w:pPr>
-      <w:r>
-        <w:rPr>
-          <w:rFonts w:ascii="맑은 고딕" w:cs="맑은 고딕" w:eastAsia="맑은 고딕" w:hAnsi="맑은 고딕"/>
-          <w:sz w:val="24"/>
-          <w:szCs w:val="24"/>
-        </w:rPr>
-        <w:t xml:space="preserve">모든 사람이 엎드렸습니다. 그러나 사드락과 메삭과 아벳느고 세 사람은 서 있었습니다. 그들은 왕 앞에 끌려가 이렇게 대답했습니다. “만일 그럴 것이면 왕이여 우리가 섬기는 우리 하나님이 우리를 극렬히 타는 풀무불 가운데에서 능히 건져내시겠고 왕의 손에서도 건져내시리이다 그렇게 하지 아니하실지라도 왕이여 우리가 왕의 신들을 섬기지도 아니하고 왕이 세운 금 신상에게 절하지도 아니할 줄을 아옵소서”(단 3:17-18).</w:t>
-      </w:r>
-    </w:p>
-    <w:p>
-      <w:pPr>
-        <w:spacing w:after="160" w:line="360"/>
-      </w:pPr>
-      <w:r>
-        <w:rPr>
-          <w:rFonts w:ascii="맑은 고딕" w:cs="맑은 고딕" w:eastAsia="맑은 고딕" w:hAnsi="맑은 고딕"/>
-          <w:sz w:val="24"/>
-          <w:szCs w:val="24"/>
-        </w:rPr>
-        <w:t xml:space="preserve">이 세 젊은이는 바벨론의 관리로서 성실하게 일했던 사람들입니다. 그들은 반역자가 아니었습니다. 그러나 왕이 하나님의 자리를 요구할 때, 그들은 분명히 선을 그었습니다. 그들에게는 느부갓네살보다 더 높은 왕이 계셨습니다. 그리고 풀무불 속에는 “신들의 아들과 같은” 넷째 사람이 그들과 함께 걸었습니다. 데살로니가의 성도들도 이와 같았습니다. 그들은 가이사의 백성이었지만, 가이사보다 높은 왕 예수를 섬겼습니다.</w:t>
+        <w:t xml:space="preserve">마태복음 25장에서 예수님은 마지막 날의 심판을 말씀하셨습니다. 인자가 자기 영광으로 모든 천사와 함께 와서 영광의 보좌에 앉으실 것입니다. 그리고 모든 민족이 그 앞에 모일 것입니다(마 25:31-32). 목자가 양과 염소를 구분하듯이 주님은 사람들을 오른편과 왼편으로 나누실 것입니다.</w:t>
+      </w:r>
+    </w:p>
+    <w:p>
+      <w:pPr>
+        <w:spacing w:after="160" w:line="360"/>
+      </w:pPr>
+      <w:r>
+        <w:rPr>
+          <w:rFonts w:ascii="맑은 고딕" w:cs="맑은 고딕" w:eastAsia="맑은 고딕" w:hAnsi="맑은 고딕"/>
+          <w:sz w:val="24"/>
+          <w:szCs w:val="24"/>
+        </w:rPr>
+        <w:t xml:space="preserve">이 말씀에서 예수님은 자신을 무엇이라고 부르십니까? 34절부터 주님은 자신을 ‘임금’이라고 부르십니다. 그 임금이 오른편에 있는 자들에게 내 아버지께 복 받을 자들이여 창세로부터 너희를 위하여 예비된 나라를 상속받으라고 말씀하십니다. 로마 황제도, 헤롯도 아닙니다. 모든 민족이 그 앞에 서야 할 참된 왕은 예수님이십니다. 그 말씀을 하신 지 며칠 뒤 주님은 ‘유대인의 왕’이라는 죄패 아래 십자가에 달리셨습니다.</w:t>
+      </w:r>
+    </w:p>
+    <w:p>
+      <w:pPr>
+        <w:spacing w:after="160" w:line="360"/>
+      </w:pPr>
+      <w:r>
+        <w:rPr>
+          <w:rFonts w:ascii="맑은 고딕" w:cs="맑은 고딕" w:eastAsia="맑은 고딕" w:hAnsi="맑은 고딕"/>
+          <w:sz w:val="24"/>
+          <w:szCs w:val="24"/>
+        </w:rPr>
+        <w:t xml:space="preserve">더 놀라운 것은 이 왕의 기준입니다. 이 왕은 주린 자, 나그네, 병든 자, 옥에 갇힌 자 가운데 지극히 작은 자 하나에게 한 것이 곧 자기에게 한 것이라고 하십니다(마 25:40). 세상의 왕들은 높은 자를 중심으로 세상을 다스리지만, 이 왕은 작은 자들과 자신을 하나로 여기십니다. 이 왕을 섬기는 사람들의 삶은 세상의 질서를 뒤집을 수밖에 없습니다. 데살로니가의 성도들은 가이사의 백성이었지만, 가이사보다 높은 왕 예수를 섬겼습니다. 그래서 세상은 그들을 천하를 어지럽게 하는 사람들이라고 불렀습니다.</w:t>
       </w:r>
     </w:p>
     <w:p>
@@ -951,33 +951,33 @@
           <w:sz w:val="24"/>
           <w:szCs w:val="24"/>
         </w:rPr>
-        <w:t xml:space="preserve">디모데후서 1장에는 오네시보로라는 사람이 짧게 등장합니다. 바울이 로마 감옥에 두 번째로 갇혔을 때, 많은 사람이 그를 버렸습니다. 바울은 “아시아에 있는 모든 사람이 나를 버렸는데”라고 쓸쓸하게 말합니다(딤후 1:15). 사슬에 매인 죄수와 가까이 지내는 것은 위험한 일이었기 때문입니다.</w:t>
-      </w:r>
-    </w:p>
-    <w:p>
-      <w:pPr>
-        <w:spacing w:after="160" w:line="360"/>
-      </w:pPr>
-      <w:r>
-        <w:rPr>
-          <w:rFonts w:ascii="맑은 고딕" w:cs="맑은 고딕" w:eastAsia="맑은 고딕" w:hAnsi="맑은 고딕"/>
-          <w:sz w:val="24"/>
-          <w:szCs w:val="24"/>
-        </w:rPr>
-        <w:t xml:space="preserve">그런데 오네시보로는 달랐습니다. 바울은 이렇게 기록합니다. “원하건대 주께서 오네시보로의 집에 긍휼을 베푸시옵소서 그가 나를 자주 유쾌하게 하고 내가 사슬에 매인 것을 부끄러워하지 아니하여 로마에 있을 때에 나를 부지런히 찾아와 만났음이라”(딤후 1:16-17). 그는 로마라는 거대한 도시에서 바울이 갇힌 곳을 부지런히 찾아다녔습니다. 그것은 자기 이름이 죄수와 함께 기록될 위험을 감수하는 일이었습니다.</w:t>
-      </w:r>
-    </w:p>
-    <w:p>
-      <w:pPr>
-        <w:spacing w:after="160" w:line="360"/>
-      </w:pPr>
-      <w:r>
-        <w:rPr>
-          <w:rFonts w:ascii="맑은 고딕" w:cs="맑은 고딕" w:eastAsia="맑은 고딕" w:hAnsi="맑은 고딕"/>
-          <w:sz w:val="24"/>
-          <w:szCs w:val="24"/>
-        </w:rPr>
-        <w:t xml:space="preserve">오네시보로는 위대한 설교자도, 기적을 행하는 사도도 아니었습니다. 그러나 그는 복음 때문에 매인 사람을 부끄러워하지 않았습니다. 데살로니가의 야손도 그러했습니다. 성경은 이런 사람들의 이름을 기억합니다. 하나님 나라는 화려한 무대 위의 사람들뿐 아니라, 대가를 치르며 조용히 복음 곁에 서는 사람들을 통해 세워집니다.</w:t>
+        <w:t xml:space="preserve">마가복음 15장에는 예수님께서 십자가에서 숨을 거두신 뒤 한 사람이 등장합니다. 아리마대 사람 요셉입니다. 그는 존경받는 공회원이었고 하나님의 나라를 기다리는 사람이었습니다(막 15:43). 요한복음은 그가 예수님의 제자였지만 유대인들이 두려워 그 사실을 숨기고 있었다고 말합니다(요 19:38).</w:t>
+      </w:r>
+    </w:p>
+    <w:p>
+      <w:pPr>
+        <w:spacing w:after="160" w:line="360"/>
+      </w:pPr>
+      <w:r>
+        <w:rPr>
+          <w:rFonts w:ascii="맑은 고딕" w:cs="맑은 고딕" w:eastAsia="맑은 고딕" w:hAnsi="맑은 고딕"/>
+          <w:sz w:val="24"/>
+          <w:szCs w:val="24"/>
+        </w:rPr>
+        <w:t xml:space="preserve">그런데 예수님이 죽으신 그날 저녁, 요셉은 더 이상 숨지 않았습니다. 성경은 그가 당돌히 빌라도에게 들어가 예수님의 시체를 달라고 했다고 기록합니다. 로마가 십자가형으로 처형한 사람의 시신을 달라고 하는 것은 큰 위험이었습니다. 예수님을 정죄한 동료 공회원들의 눈도 있었습니다. 그는 세마포를 사서 예수님의 시신을 싸고, 바위 속에 판 무덤에 모셨습니다. 마태복음은 그것이 요셉 자신의 새 무덤이었다고 말합니다(마 27:60).</w:t>
+      </w:r>
+    </w:p>
+    <w:p>
+      <w:pPr>
+        <w:spacing w:after="160" w:line="360"/>
+      </w:pPr>
+      <w:r>
+        <w:rPr>
+          <w:rFonts w:ascii="맑은 고딕" w:cs="맑은 고딕" w:eastAsia="맑은 고딕" w:hAnsi="맑은 고딕"/>
+          <w:sz w:val="24"/>
+          <w:szCs w:val="24"/>
+        </w:rPr>
+        <w:t xml:space="preserve">제자들이 다 흩어진 시간에, 숨어 있던 제자가 앞으로 나섰습니다. 그는 자기 명예와 지위와 재산을 걸고 십자가에 달린 왕 곁에 섰습니다. 그리고 그 무덤은 사흘 뒤 비어 있게 되었습니다. 데살로니가의 야손도 그러했습니다. 복음 전하는 이들을 맞아들였다가 끌려가 고발을 당하고 보석금을 내야 했습니다. 하나님 나라는 화려한 무대 위의 사람들뿐 아니라, 대가를 치르며 조용히 그리스도 곁에 서는 사람들을 통해 세워집니다.</w:t>
       </w:r>
     </w:p>
     <w:p>
@@ -1079,7 +1079,7 @@
           <w:sz w:val="24"/>
           <w:szCs w:val="24"/>
         </w:rPr>
-        <w:t xml:space="preserve">야손처럼 우리 집을 복음을 위해 여십시오. 구역 모임을 위해, 새가족을 위해, 지친 성도를 위해 문을 여는 것이 오늘의 야손이 되는 길입니다. 오네시보로처럼 어려움을 당한 지체를 부끄러워하지 말고 찾아가십시오. 병원에 있는 성도, 낙심한 성도, 교회에서 멀어진 성도를 부지런히 찾아가십시오.</w:t>
+        <w:t xml:space="preserve">야손처럼 우리 집을 복음을 위해 여십시오. 구역 모임을 위해, 새가족을 위해, 지친 성도를 위해 문을 여는 것이 오늘의 야손이 되는 길입니다. 아리마대 요셉처럼 숨어 있던 믿음을 꺼내어, 어려움을 당한 지체를 부끄러워하지 말고 찾아가십시오. 병원에 있는 성도, 낙심한 성도, 교회에서 멀어진 성도를 부지런히 찾아가십시오.</w:t>
       </w:r>
     </w:p>
     <w:p>
@@ -1246,7 +1246,7 @@
           <w:sz w:val="24"/>
           <w:szCs w:val="24"/>
         </w:rPr>
-        <w:t xml:space="preserve">성경을 풀어 그리스도를 보게 하시고, 야손과 오네시보로처럼 복음을 위해 대가를 치르는 것을 기뻐하게 하옵소서. 우리 가정과 일터가 주님의 다스림 아래 바로 서게 하시고, 환난 가운데서도 성령의 기쁨을 누리게 하옵소서. 예수 그리스도의 이름으로 기도드립니다. 아멘.</w:t>
+        <w:t xml:space="preserve">성경을 풀어 그리스도를 보게 하시고, 야손과 아리마대 요셉처럼 복음을 위해 대가를 치르는 것을 기뻐하게 하옵소서. 우리 가정과 일터가 주님의 다스림 아래 바로 서게 하시고, 환난 가운데서도 성령의 기쁨을 누리게 하옵소서. 예수 그리스도의 이름으로 기도드립니다. 아멘.</w:t>
       </w:r>
     </w:p>
     <w:sectPr>

--- a/acts-sermons/docx/50_2027-09-26_천하를어지럽게하던사람들_행17장1-9절.docx
+++ b/acts-sermons/docx/50_2027-09-26_천하를어지럽게하던사람들_행17장1-9절.docx
@@ -1192,7 +1192,7 @@
           <w:sz w:val="24"/>
           <w:szCs w:val="24"/>
         </w:rPr>
-        <w:t xml:space="preserve">이번 한 주, 우리의 집과 일터와 마음 한가운데에서 예수님을 왕으로 모십시오. 세상이 우리를 이상하게 여길지라도, 거꾸로 선 세상을 바로 세우는 복음의 사람으로 살아가시기를 바랍니다. 우리 주 예수 그리스도의 이름으로 축원합니다.</w:t>
+        <w:t xml:space="preserve">이번 한 주, 우리의 집과 일터와 마음 한가운데에서 예수님을 왕으로 모십시오. 세상이 우리를 이상하게 여길지라도, 거꾸로 선 세상을 바로 세우는 복음의 사람으로 살아가시기를 우리 주 예수 그리스도의 이름으로 축원합니다.</w:t>
       </w:r>
     </w:p>
     <w:p>
